--- a/jme/manuscript_JME_final.docx
+++ b/jme/manuscript_JME_final.docx
@@ -62,7 +62,7 @@
         <w:pStyle w:val="FirstParagraph"/>
       </w:pPr>
       <w:r>
-        <w:t xml:space="preserve">Hannah E. Rebbeck</w:t>
+        <w:t xml:space="preserve">Hannah E. Ribbeck</w:t>
       </w:r>
       <w:r>
         <w:rPr>
